--- a/文本测改进方法.docx
+++ b/文本测改进方法.docx
@@ -779,6 +779,2601 @@
         </w:rPr>
         <w:t>5、</w:t>
       </w:r>
+    </w:p>
+    <w:p>
+      <w:pPr>
+        <w:rPr>
+          <w:b/>
+          <w:bCs/>
+        </w:rPr>
+      </w:pPr>
+      <w:r>
+        <w:rPr>
+          <w:rFonts w:hint="eastAsia"/>
+          <w:b/>
+          <w:bCs/>
+        </w:rPr>
+        <w:t xml:space="preserve">6、改动存档</w:t>
+      </w:r>
+    </w:p>
+    <w:p>
+      <w:pPr/>
+    </w:p>
+    <w:p>
+      <w:pPr/>
+      <w:r>
+        <w:rPr>
+          <w:rFonts w:hint="eastAsia"/>
+        </w:rPr>
+        <w:t xml:space="preserve">本节如实记录：文档原始方案（brain MRI）之外实际发生的全部改动，以及一次完整的 bug 排查记录。</w:t>
+      </w:r>
+    </w:p>
+    <w:p>
+      <w:pPr/>
+      <w:r>
+        <w:rPr>
+          <w:rFonts w:hint="eastAsia"/>
+        </w:rPr>
+        <w:t xml:space="preserve">记录原则——四条思路核心（三层提示词、文本残差 Adapter、全局+局部对齐、文本侧 margin 损失）原样未动，改动一律落在外围。</w:t>
+      </w:r>
+    </w:p>
+    <w:p>
+      <w:pPr/>
+    </w:p>
+    <w:p>
+      <w:pPr>
+        <w:rPr>
+          <w:b/>
+          <w:bCs/>
+        </w:rPr>
+      </w:pPr>
+      <w:r>
+        <w:rPr>
+          <w:rFonts w:hint="eastAsia"/>
+          <w:b/>
+          <w:bCs/>
+        </w:rPr>
+        <w:t xml:space="preserve">改动 1：数据域迁移，brain MRI → 胸腺瘤 CT（2026-09-22）</w:t>
+      </w:r>
+    </w:p>
+    <w:p>
+      <w:pPr/>
+    </w:p>
+    <w:p>
+      <w:pPr/>
+      <w:r>
+        <w:rPr>
+          <w:rFonts w:hint="eastAsia"/>
+        </w:rPr>
+        <w:t xml:space="preserve">文档默认数据域是 brain MRI（BraTS / IXI，需申请凭证）。实际推进时换成手头已有的胸腺瘤 CT（自带 ROI mask）。</w:t>
+      </w:r>
+    </w:p>
+    <w:p>
+      <w:pPr/>
+    </w:p>
+    <w:p>
+      <w:pPr/>
+      <w:r>
+        <w:rPr>
+          <w:rFonts w:hint="eastAsia"/>
+        </w:rPr>
+        <w:t xml:space="preserve">【改的】</w:t>
+      </w:r>
+    </w:p>
+    <w:p>
+      <w:pPr/>
+      <w:r>
+        <w:rPr>
+          <w:rFonts w:hint="eastAsia"/>
+        </w:rPr>
+        <w:t xml:space="preserve">1. 数据域 —— 文档默认 brain MRI（BraTS/IXI，需凭证），换成手头的胸腺瘤 CT（有 ROI mask）。</w:t>
+      </w:r>
+    </w:p>
+    <w:p>
+      <w:pPr/>
+      <w:r>
+        <w:rPr>
+          <w:rFonts w:hint="eastAsia"/>
+        </w:rPr>
+        <w:t xml:space="preserve">2. prompt 文本 —— 三级 prompt 的内容从 a normal brain MRI 换成 a normal chest CT / an anterior mediastinal mass 等；三级机制不变。</w:t>
+      </w:r>
+    </w:p>
+    <w:p>
+      <w:pPr/>
+      <w:r>
+        <w:rPr>
+          <w:rFonts w:hint="eastAsia"/>
+        </w:rPr>
+        <w:t xml:space="preserve">3. 损失配置 —— 胸腺瘤 233 例全是有肿瘤、无正常对照，全局二分类训练不了，所以临时 w_global = 0，只训局部对齐 + 文本分离。这是数据的客观限制，不是改思路。</w:t>
+      </w:r>
+    </w:p>
+    <w:p>
+      <w:pPr/>
+    </w:p>
+    <w:p>
+      <w:pPr/>
+      <w:r>
+        <w:rPr>
+          <w:rFonts w:hint="eastAsia"/>
+        </w:rPr>
+        <w:t xml:space="preserve">【新增的】</w:t>
+      </w:r>
+    </w:p>
+    <w:p>
+      <w:pPr/>
+      <w:r>
+        <w:rPr>
+          <w:rFonts w:hint="eastAsia"/>
+        </w:rPr>
+        <w:t xml:space="preserve">4. text_side_anomaly/thymoma_dataset.py —— ROI 数据加载（纵隔窗归一化 + 分块 max 下采样保小肿瘤）。</w:t>
+      </w:r>
+    </w:p>
+    <w:p>
+      <w:pPr/>
+      <w:r>
+        <w:rPr>
+          <w:rFonts w:hint="eastAsia"/>
+        </w:rPr>
+        <w:t xml:space="preserve">5. prepare_thymoma_slices.py、thymoma_local.py、analyze_thymoma.py —— 预处理 / 训练评估 / 定位精度分析。</w:t>
+      </w:r>
+    </w:p>
+    <w:p>
+      <w:pPr/>
+    </w:p>
+    <w:p>
+      <w:pPr/>
+      <w:r>
+        <w:rPr>
+          <w:rFonts w:hint="eastAsia"/>
+        </w:rPr>
+        <w:t xml:space="preserve">【修的 bug（之前那版）】</w:t>
+      </w:r>
+    </w:p>
+    <w:p>
+      <w:pPr/>
+      <w:r>
+        <w:rPr>
+          <w:rFonts w:hint="eastAsia"/>
+        </w:rPr>
+        <w:t xml:space="preserve">6. generate_heatmaps.py —— 出图逐图 min-max 归一化 → 改固定尺度 + score 门控。</w:t>
+      </w:r>
+    </w:p>
+    <w:p>
+      <w:pPr/>
+    </w:p>
+    <w:p>
+      <w:pPr/>
+      <w:r>
+        <w:rPr>
+          <w:rFonts w:hint="eastAsia"/>
+        </w:rPr>
+        <w:t xml:space="preserve">一句话：文档的四条思路（三层提示、文本 Adapter、全局+局部对齐、margin 损失）原样落地了，</w:t>
+      </w:r>
+    </w:p>
+    <w:p>
+      <w:pPr/>
+      <w:r>
+        <w:rPr>
+          <w:rFonts w:hint="eastAsia"/>
+        </w:rPr>
+        <w:t xml:space="preserve">改的只是「数据换成胸腺瘤 CT + 临时关掉全局损失 + 补数据加载脚本」。</w:t>
+      </w:r>
+    </w:p>
+    <w:p>
+      <w:pPr/>
+      <w:r>
+        <w:rPr>
+          <w:rFonts w:hint="eastAsia"/>
+        </w:rPr>
+        <w:t xml:space="preserve">等拿到 brain MRI（或肺炎 mask），把数据和 prompt 换回去、w_global 恢复 1.0，就是文档的完整版。</w:t>
+      </w:r>
+    </w:p>
+    <w:p>
+      <w:pPr/>
+    </w:p>
+    <w:p>
+      <w:pPr>
+        <w:rPr>
+          <w:b/>
+          <w:bCs/>
+        </w:rPr>
+      </w:pPr>
+      <w:r>
+        <w:rPr>
+          <w:rFonts w:hint="eastAsia"/>
+          <w:b/>
+          <w:bCs/>
+        </w:rPr>
+        <w:t xml:space="preserve">改动 2：脑 MRI 热力图效果差的根因排查（2026-09-22 夜）</w:t>
+      </w:r>
+    </w:p>
+    <w:p>
+      <w:pPr/>
+    </w:p>
+    <w:p>
+      <w:pPr/>
+      <w:r>
+        <w:rPr>
+          <w:rFonts w:hint="eastAsia"/>
+        </w:rPr>
+        <w:t xml:space="preserve">起点：在 BraTS2021 脑 MRI 上出的异常热力图整片发灰，几乎没有定位信息。</w:t>
+      </w:r>
+    </w:p>
+    <w:p>
+      <w:pPr/>
+    </w:p>
+    <w:p>
+      <w:pPr/>
+      <w:r>
+        <w:rPr>
+          <w:rFonts w:hint="eastAsia"/>
+        </w:rPr>
+        <w:t xml:space="preserve">结论先行：找到 1 个真 bug，但它不是热力图发灰的原因。主因是「异常锚点在 BiomedCLIP 特征空间里系统性失配」</w:t>
+      </w:r>
+    </w:p>
+    <w:p>
+      <w:pPr/>
+      <w:r>
+        <w:rPr>
+          <w:rFonts w:hint="eastAsia"/>
+        </w:rPr>
+        <w:t xml:space="preserve">+「14×14 patch 粒度太粗」。另外要区分两件事——显示层面的发灰，和定位精度差，是不同问题。</w:t>
+      </w:r>
+    </w:p>
+    <w:p>
+      <w:pPr/>
+    </w:p>
+    <w:p>
+      <w:pPr>
+        <w:rPr>
+          <w:b/>
+          <w:bCs/>
+        </w:rPr>
+      </w:pPr>
+      <w:r>
+        <w:rPr>
+          <w:rFonts w:hint="eastAsia"/>
+          <w:b/>
+          <w:bCs/>
+        </w:rPr>
+        <w:t xml:space="preserve">（1）真 bug：文本锚点坍缩</w:t>
+      </w:r>
+    </w:p>
+    <w:p>
+      <w:pPr/>
+    </w:p>
+    <w:p>
+      <w:pPr/>
+      <w:r>
+        <w:rPr>
+          <w:rFonts w:hint="eastAsia"/>
+        </w:rPr>
+        <w:t xml:space="preserve">losses.py:33 的文本分离损失是单边 hinge：</w:t>
+      </w:r>
+    </w:p>
+    <w:p>
+      <w:pPr>
+        <w:rPr>
+          <w:rFonts w:hint="eastAsia"/>
+        </w:rPr>
+      </w:pPr>
+      <w:r>
+        <w:rPr>
+          <w:rFonts w:hint="eastAsia"/>
+        </w:rPr>
+        <w:t xml:space="preserve">L_text = Σ_l  relu( cos(t_a^l, t_n^l) − m )      # 只罚「太像」，不罚「太不像」</w:t>
+      </w:r>
+    </w:p>
+    <w:p>
+      <w:pPr/>
+      <w:r>
+        <w:rPr>
+          <w:rFonts w:hint="eastAsia"/>
+        </w:rPr>
+        <w:t xml:space="preserve">没有下界，所以优化器会一路把 cos 压到 −1。实测：</w:t>
+      </w:r>
+    </w:p>
+    <w:p>
+      <w:pPr>
+        <w:rPr>
+          <w:rFonts w:hint="eastAsia"/>
+        </w:rPr>
+      </w:pPr>
+      <w:r>
+        <w:rPr>
+          <w:rFonts w:hint="eastAsia"/>
+        </w:rPr>
+        <w:t xml:space="preserve">训练前  cos(t_n, t_a) = [+0.880, +0.746, +0.915]</w:t>
+      </w:r>
+    </w:p>
+    <w:p>
+      <w:pPr>
+        <w:rPr>
+          <w:rFonts w:hint="eastAsia"/>
+        </w:rPr>
+      </w:pPr>
+      <w:r>
+        <w:rPr>
+          <w:rFonts w:hint="eastAsia"/>
+        </w:rPr>
+        <w:t xml:space="preserve">训练后  cos(t_n, t_a) = [−0.991, −0.991, −0.991]     ← 对跖点，且三层塌成同一个值</w:t>
+      </w:r>
+    </w:p>
+    <w:p>
+      <w:pPr>
+        <w:rPr>
+          <w:rFonts w:hint="eastAsia"/>
+        </w:rPr>
+      </w:pPr>
+      <w:r>
+        <w:rPr>
+          <w:rFonts w:hint="eastAsia"/>
+        </w:rPr>
+        <w:t xml:space="preserve">corr(amap, pn) = −0.9996                              ← 异常锚点不携带独立信息</w:t>
+      </w:r>
+    </w:p>
+    <w:p>
+      <w:pPr/>
+      <w:r>
+        <w:rPr>
+          <w:rFonts w:hint="eastAsia"/>
+        </w:rPr>
+        <w:t xml:space="preserve">三层提示词本意是多属性互补，结果退化成同一个方向，「三层多属性」设计形同虚设。这是货真价实的缺陷。</w:t>
+      </w:r>
+    </w:p>
+    <w:p>
+      <w:pPr/>
+    </w:p>
+    <w:p>
+      <w:pPr>
+        <w:rPr>
+          <w:b/>
+          <w:bCs/>
+        </w:rPr>
+      </w:pPr>
+      <w:r>
+        <w:rPr>
+          <w:rFonts w:hint="eastAsia"/>
+          <w:b/>
+          <w:bCs/>
+        </w:rPr>
+        <w:t xml:space="preserve">（2）但修完指标没变好——对照实验否掉了这条因果链</w:t>
+      </w:r>
+    </w:p>
+    <w:p>
+      <w:pPr/>
+    </w:p>
+    <w:p>
+      <w:pPr/>
+      <w:r>
+        <w:rPr>
+          <w:rFonts w:hint="eastAsia"/>
+        </w:rPr>
+        <w:t xml:space="preserve">只把该损失改成有界区间 relu(cos − 0.3) + relu(−0.1 − cos)，其余一行不动，重训 20 epoch：</w:t>
+      </w:r>
+    </w:p>
+    <w:p>
+      <w:pPr>
+        <w:rPr>
+          <w:rFonts w:hint="eastAsia"/>
+        </w:rPr>
+      </w:pPr>
+      <w:r>
+        <w:rPr>
+          <w:rFonts w:hint="eastAsia"/>
+        </w:rPr>
+        <w:t xml:space="preserve">原版（坍缩）：Dice 0.5535   pixelAUROC 0.9401   amap 均值 −0.3990</w:t>
+      </w:r>
+    </w:p>
+    <w:p>
+      <w:pPr>
+        <w:rPr>
+          <w:rFonts w:hint="eastAsia"/>
+        </w:rPr>
+      </w:pPr>
+      <w:r>
+        <w:rPr>
+          <w:rFonts w:hint="eastAsia"/>
+        </w:rPr>
+        <w:t xml:space="preserve">有界版      ：Dice 0.4816   pixelAUROC 0.9288   amap 均值 −0.3209</w:t>
+      </w:r>
+    </w:p>
+    <w:p>
+      <w:pPr/>
+      <w:r>
+        <w:rPr>
+          <w:rFonts w:hint="eastAsia"/>
+        </w:rPr>
+        <w:t xml:space="preserve">指标略降，负偏移只小了 20%，热力图肉眼无差别。所以「锚点坍缩导致热力图发灰」不成立——实验直接推翻了它。</w:t>
+      </w:r>
+    </w:p>
+    <w:p>
+      <w:pPr/>
+    </w:p>
+    <w:p>
+      <w:pPr>
+        <w:rPr>
+          <w:b/>
+          <w:bCs/>
+        </w:rPr>
+      </w:pPr>
+      <w:r>
+        <w:rPr>
+          <w:rFonts w:hint="eastAsia"/>
+          <w:b/>
+          <w:bCs/>
+        </w:rPr>
+        <w:t xml:space="preserve">（3）真正的主因：异常锚点系统性失配</w:t>
+      </w:r>
+    </w:p>
+    <w:p>
+      <w:pPr/>
+    </w:p>
+    <w:p>
+      <w:pPr/>
+      <w:r>
+        <w:rPr>
+          <w:rFonts w:hint="eastAsia"/>
+        </w:rPr>
+        <w:t xml:space="preserve">pa − pn 在几乎所有 patch 上都是负的，连病灶内也是：</w:t>
+      </w:r>
+    </w:p>
+    <w:p>
+      <w:pPr>
+        <w:rPr>
+          <w:rFonts w:hint="eastAsia"/>
+        </w:rPr>
+      </w:pPr>
+      <w:r>
+        <w:rPr>
+          <w:rFonts w:hint="eastAsia"/>
+        </w:rPr>
+        <w:t xml:space="preserve">病灶内 −0.0533    病灶外 −0.4101    整体均值 −0.3990</w:t>
+      </w:r>
+    </w:p>
+    <w:p>
+      <w:pPr/>
+      <w:r>
+        <w:rPr>
+          <w:rFonts w:hint="eastAsia"/>
+        </w:rPr>
+        <w:t xml:space="preserve">含义：在 BiomedCLIP 的特征空间里，异常锚点离所有脑组织 patch 都比离正常锚点更远——包括真病灶。</w:t>
+      </w:r>
+    </w:p>
+    <w:p>
+      <w:pPr/>
+      <w:r>
+        <w:rPr>
+          <w:rFonts w:hint="eastAsia"/>
+        </w:rPr>
+        <w:t xml:space="preserve">即 “a brain MRI with a focal lesion” 这句话描述的东西，和模型实际学到的病灶 patch 特征对不上。</w:t>
+      </w:r>
+    </w:p>
+    <w:p>
+      <w:pPr/>
+      <w:r>
+        <w:rPr>
+          <w:rFonts w:hint="eastAsia"/>
+        </w:rPr>
+        <w:t xml:space="preserve">于是 clip(amap / 0.3) 把整片区域压成 0，只有零星几个 patch 冒出颜色——这就是肉眼看到的「发灰」。</w:t>
+      </w:r>
+    </w:p>
+    <w:p>
+      <w:pPr/>
+    </w:p>
+    <w:p>
+      <w:pPr>
+        <w:rPr>
+          <w:b/>
+          <w:bCs/>
+        </w:rPr>
+      </w:pPr>
+      <w:r>
+        <w:rPr>
+          <w:rFonts w:hint="eastAsia"/>
+          <w:b/>
+          <w:bCs/>
+        </w:rPr>
+        <w:t xml:space="preserve">（4）再往下：这条路线在该数据上的上限</w:t>
+      </w:r>
+    </w:p>
+    <w:p>
+      <w:pPr/>
+    </w:p>
+    <w:p>
+      <w:pPr>
+        <w:rPr>
+          <w:rFonts w:hint="eastAsia"/>
+        </w:rPr>
+      </w:pPr>
+      <w:r>
+        <w:rPr>
+          <w:rFonts w:hint="eastAsia"/>
+        </w:rPr>
+        <w:t xml:space="preserve">病灶中位格数 = 8 / 196      （7.7% 的切片在 14×14 上 0 格，L_local 无正监督）</w:t>
+      </w:r>
+    </w:p>
+    <w:p>
+      <w:pPr>
+        <w:rPr>
+          <w:rFonts w:hint="eastAsia"/>
+        </w:rPr>
+      </w:pPr>
+      <w:r>
+        <w:rPr>
+          <w:rFonts w:hint="eastAsia"/>
+        </w:rPr>
+        <w:t xml:space="preserve">patch 间余弦 = 0.64         （跨 patch 标准差只有 0.025）</w:t>
+      </w:r>
+    </w:p>
+    <w:p>
+      <w:pPr>
+        <w:rPr>
+          <w:rFonts w:hint="eastAsia"/>
+        </w:rPr>
+      </w:pPr>
+      <w:r>
+        <w:rPr>
+          <w:rFonts w:hint="eastAsia"/>
+        </w:rPr>
+        <w:t xml:space="preserve">病灶内/外特征余弦 = 0.84    （patch 层面本来就分不太开）</w:t>
+      </w:r>
+    </w:p>
+    <w:p>
+      <w:pPr/>
+      <w:r>
+        <w:rPr>
+          <w:rFonts w:hint="eastAsia"/>
+        </w:rPr>
+        <w:t xml:space="preserve">14×14 网格 + 单层 BiomedCLIP patch 特征 + 文本锚点，定位精度上限就卡在这。</w:t>
+      </w:r>
+    </w:p>
+    <w:p>
+      <w:pPr/>
+      <w:r>
+        <w:rPr>
+          <w:rFonts w:hint="eastAsia"/>
+        </w:rPr>
+        <w:t xml:space="preserve">paclip 的四层融合、原型、memory bank、上采样到 512、引导滤波，补的正是这几条。</w:t>
+      </w:r>
+    </w:p>
+    <w:p>
+      <w:pPr/>
+    </w:p>
+    <w:p>
+      <w:pPr>
+        <w:rPr>
+          <w:b/>
+          <w:bCs/>
+        </w:rPr>
+      </w:pPr>
+      <w:r>
+        <w:rPr>
+          <w:rFonts w:hint="eastAsia"/>
+          <w:b/>
+          <w:bCs/>
+        </w:rPr>
+        <w:t xml:space="preserve">（5）显示层面的「发灰」另算</w:t>
+      </w:r>
+    </w:p>
+    <w:p>
+      <w:pPr/>
+    </w:p>
+    <w:p>
+      <w:pPr/>
+      <w:r>
+        <w:rPr>
+          <w:rFonts w:hint="eastAsia"/>
+        </w:rPr>
+        <w:t xml:space="preserve">AMAP_SCALE = 0.3 的固定绝对尺度把上述负偏移放大了。减基线能救显示，但救不了定位精度——这两个问题要分开看。</w:t>
+      </w:r>
+    </w:p>
+    <w:p>
+      <w:pPr/>
+    </w:p>
+    <w:p>
+      <w:pPr>
+        <w:rPr>
+          <w:b/>
+          <w:bCs/>
+        </w:rPr>
+      </w:pPr>
+      <w:r>
+        <w:rPr>
+          <w:rFonts w:hint="eastAsia"/>
+          <w:b/>
+          <w:bCs/>
+        </w:rPr>
+        <w:t xml:space="preserve">下一步（预期结果：脑的热力图效果也好，不改整体框架）</w:t>
+      </w:r>
+    </w:p>
+    <w:p>
+      <w:pPr/>
+    </w:p>
+    <w:p>
+      <w:pPr/>
+      <w:r>
+        <w:rPr>
+          <w:rFonts w:hint="eastAsia"/>
+        </w:rPr>
+        <w:t xml:space="preserve">性价比最高的方向是「多尺度 patch 特征」——接 ViT 中间层，不再只用最后一层。</w:t>
+      </w:r>
+    </w:p>
+    <w:p>
+      <w:pPr/>
+      <w:r>
+        <w:rPr>
+          <w:rFonts w:hint="eastAsia"/>
+        </w:rPr>
+        <w:t xml:space="preserve">它同时缓解（3）的锚点失配和（4）的粒度不足；四条思路原样保留，只扩图像侧的特征来源。</w:t>
+      </w:r>
+    </w:p>
+    <w:p>
+      <w:pPr/>
+    </w:p>
+    <w:p>
+      <w:pPr>
+        <w:rPr>
+          <w:b/>
+          <w:bCs/>
+        </w:rPr>
+      </w:pPr>
+      <w:r>
+        <w:rPr>
+          <w:rFonts w:hint="eastAsia"/>
+          <w:b/>
+          <w:bCs/>
+        </w:rPr>
+        <w:t xml:space="preserve">改动 3：多尺度 patch 特征（2026-09-23）</w:t>
+      </w:r>
+    </w:p>
+    <w:p>
+      <w:pPr>
+        <w:rPr>
+          <w:rFonts w:hint="eastAsia"/>
+        </w:rPr>
+      </w:pPr>
+    </w:p>
+    <w:p>
+      <w:pPr>
+        <w:rPr>
+          <w:rFonts w:hint="eastAsia"/>
+        </w:rPr>
+      </w:pPr>
+      <w:r>
+        <w:rPr>
+          <w:rFonts w:hint="eastAsia"/>
+        </w:rPr>
+        <w:t xml:space="preserve">起因：改动 2 的结论指向「patch 特征本身是天花板」，而不是标定。先补一个标定探针排除掉后者的嫌疑。</w:t>
+      </w:r>
+    </w:p>
+    <w:p>
+      <w:pPr>
+        <w:rPr>
+          <w:rFonts w:hint="eastAsia"/>
+        </w:rPr>
+      </w:pPr>
+    </w:p>
+    <w:p>
+      <w:pPr>
+        <w:rPr>
+          <w:b/>
+          <w:bCs/>
+        </w:rPr>
+      </w:pPr>
+      <w:r>
+        <w:rPr>
+          <w:rFonts w:hint="eastAsia"/>
+          <w:b/>
+          <w:bCs/>
+        </w:rPr>
+        <w:t xml:space="preserve">（1）先排除标定：逐图标定反而更差</w:t>
+      </w:r>
+    </w:p>
+    <w:p>
+      <w:pPr>
+        <w:rPr>
+          <w:rFonts w:hint="eastAsia"/>
+        </w:rPr>
+      </w:pPr>
+    </w:p>
+    <w:p>
+      <w:pPr>
+        <w:rPr>
+          <w:rFonts w:hint="eastAsia"/>
+        </w:rPr>
+      </w:pPr>
+      <w:r>
+        <w:rPr>
+          <w:rFonts w:hint="eastAsia"/>
+        </w:rPr>
+        <w:t xml:space="preserve">① 原版（全局最优阈值）    Dice 0.5535   pixelAUROC 0.9401</w:t>
+      </w:r>
+    </w:p>
+    <w:p>
+      <w:pPr>
+        <w:rPr>
+          <w:rFonts w:hint="eastAsia"/>
+        </w:rPr>
+      </w:pPr>
+      <w:r>
+        <w:rPr>
+          <w:rFonts w:hint="eastAsia"/>
+        </w:rPr>
+        <w:t xml:space="preserve">② 逐图 z-score           Dice 0.4012   pixelAUROC 0.9225    ← 更差</w:t>
+      </w:r>
+    </w:p>
+    <w:p>
+      <w:pPr>
+        <w:rPr>
+          <w:rFonts w:hint="eastAsia"/>
+        </w:rPr>
+      </w:pPr>
+      <w:r>
+        <w:rPr>
+          <w:rFonts w:hint="eastAsia"/>
+        </w:rPr>
+        <w:t xml:space="preserve">③ 逐图 min-max           Dice 0.3730   pixelAUROC 0.9168    ← 更差</w:t>
+      </w:r>
+    </w:p>
+    <w:p>
+      <w:pPr>
+        <w:rPr>
+          <w:rFonts w:hint="eastAsia"/>
+        </w:rPr>
+      </w:pPr>
+      <w:r>
+        <w:rPr>
+          <w:rFonts w:hint="eastAsia"/>
+        </w:rPr>
+        <w:t xml:space="preserve">④ 逐图减 P25 基线         Dice 0.5296   pixelAUROC 0.9361    ← 略差</w:t>
+      </w:r>
+    </w:p>
+    <w:p>
+      <w:pPr>
+        <w:rPr>
+          <w:rFonts w:hint="eastAsia"/>
+        </w:rPr>
+      </w:pPr>
+      <w:r>
+        <w:rPr>
+          <w:rFonts w:hint="eastAsia"/>
+        </w:rPr>
+        <w:t xml:space="preserve">⑤ 逐图各自最优阈值（上界） Dice 0.6410</w:t>
+      </w:r>
+    </w:p>
+    <w:p>
+      <w:pPr>
+        <w:rPr>
+          <w:rFonts w:hint="eastAsia"/>
+        </w:rPr>
+      </w:pPr>
+      <w:r>
+        <w:rPr>
+          <w:rFonts w:hint="eastAsia"/>
+        </w:rPr>
+        <w:t xml:space="preserve">逐图标定更差，是因为那个负偏移是跨图系统性的、本身带信息（正常切片整体更负），逐图归一化把它抹掉了。</w:t>
+      </w:r>
+    </w:p>
+    <w:p>
+      <w:pPr>
+        <w:rPr>
+          <w:rFonts w:hint="eastAsia"/>
+        </w:rPr>
+      </w:pPr>
+      <w:r>
+        <w:rPr>
+          <w:rFonts w:hint="eastAsia"/>
+        </w:rPr>
+        <w:t xml:space="preserve">而上界只有 0.641，比现状高 0.09 —— 标定不是主因，特征才是。</w:t>
+      </w:r>
+    </w:p>
+    <w:p>
+      <w:pPr>
+        <w:rPr>
+          <w:rFonts w:hint="eastAsia"/>
+        </w:rPr>
+      </w:pPr>
+    </w:p>
+    <w:p>
+      <w:pPr>
+        <w:rPr>
+          <w:b/>
+          <w:bCs/>
+        </w:rPr>
+      </w:pPr>
+      <w:r>
+        <w:rPr>
+          <w:rFonts w:hint="eastAsia"/>
+          <w:b/>
+          <w:bCs/>
+        </w:rPr>
+        <w:t xml:space="preserve">（2）改动内容（四条思路原样保留）</w:t>
+      </w:r>
+    </w:p>
+    <w:p>
+      <w:pPr>
+        <w:rPr>
+          <w:rFonts w:hint="eastAsia"/>
+        </w:rPr>
+      </w:pPr>
+    </w:p>
+    <w:p>
+      <w:pPr>
+        <w:rPr>
+          <w:rFonts w:hint="eastAsia"/>
+        </w:rPr>
+      </w:pPr>
+      <w:r>
+        <w:rPr>
+          <w:rFonts w:hint="eastAsia"/>
+        </w:rPr>
+        <w:t xml:space="preserve">1. config.py —— 新增 ms_layers（ViT block 索引，0 起，默认 [5, 8, 11]）。空列表 = 退回单层原版行为。</w:t>
+      </w:r>
+    </w:p>
+    <w:p>
+      <w:pPr>
+        <w:rPr>
+          <w:rFonts w:hint="eastAsia"/>
+        </w:rPr>
+      </w:pPr>
+      <w:r>
+        <w:rPr>
+          <w:rFonts w:hint="eastAsia"/>
+        </w:rPr>
+        <w:t xml:space="preserve">2. model.py —— encode_image 改用 trunk.forward_intermediates(...) 取多个 block 的 patch 特征，</w:t>
+      </w:r>
+    </w:p>
+    <w:p>
+      <w:pPr>
+        <w:rPr>
+          <w:rFonts w:hint="eastAsia"/>
+        </w:rPr>
+      </w:pPr>
+      <w:r>
+        <w:rPr>
+          <w:rFonts w:hint="eastAsia"/>
+        </w:rPr>
+        <w:t xml:space="preserve">   经 head 投影到 512 维后平均并归一化。CLS 仍取末层——因为 forward_intermediates 的中间层</w:t>
+      </w:r>
+    </w:p>
+    <w:p>
+      <w:pPr>
+        <w:rPr>
+          <w:rFonts w:hint="eastAsia"/>
+        </w:rPr>
+      </w:pPr>
+      <w:r>
+        <w:rPr>
+          <w:rFonts w:hint="eastAsia"/>
+        </w:rPr>
+        <w:t xml:space="preserve">   不含 CLS token，正好使图像级判断这条路径与单层版完全一致，改动只作用于定位。</w:t>
+      </w:r>
+    </w:p>
+    <w:p>
+      <w:pPr>
+        <w:rPr>
+          <w:rFonts w:hint="eastAsia"/>
+        </w:rPr>
+      </w:pPr>
+    </w:p>
+    <w:p>
+      <w:pPr>
+        <w:rPr>
+          <w:rFonts w:hint="eastAsia"/>
+        </w:rPr>
+      </w:pPr>
+      <w:r>
+        <w:rPr>
+          <w:rFonts w:hint="eastAsia"/>
+        </w:rPr>
+        <w:t xml:space="preserve">注意：本次改动不新增任何可训练参数，「只训练 W_down、W_up」的约束未破。</w:t>
+      </w:r>
+    </w:p>
+    <w:p>
+      <w:pPr>
+        <w:rPr>
+          <w:rFonts w:hint="eastAsia"/>
+        </w:rPr>
+      </w:pPr>
+    </w:p>
+    <w:p>
+      <w:pPr>
+        <w:rPr>
+          <w:b/>
+          <w:bCs/>
+        </w:rPr>
+      </w:pPr>
+      <w:r>
+        <w:rPr>
+          <w:rFonts w:hint="eastAsia"/>
+          <w:b/>
+          <w:bCs/>
+        </w:rPr>
+        <w:t xml:space="preserve">（3）等价性校验</w:t>
+      </w:r>
+    </w:p>
+    <w:p>
+      <w:pPr>
+        <w:rPr>
+          <w:rFonts w:hint="eastAsia"/>
+        </w:rPr>
+      </w:pPr>
+    </w:p>
+    <w:p>
+      <w:pPr>
+        <w:rPr>
+          <w:rFonts w:hint="eastAsia"/>
+        </w:rPr>
+      </w:pPr>
+      <w:r>
+        <w:rPr>
+          <w:rFonts w:hint="eastAsia"/>
+        </w:rPr>
+        <w:t xml:space="preserve">ms_layers=[11]（只取末层）应与单层原版逐位一致。实测 imgAUROC / Dice / IoU / pixelAUROC 全部相同，</w:t>
+      </w:r>
+    </w:p>
+    <w:p>
+      <w:pPr>
+        <w:rPr>
+          <w:rFonts w:hint="eastAsia"/>
+        </w:rPr>
+      </w:pPr>
+      <w:r>
+        <w:rPr>
+          <w:rFonts w:hint="eastAsia"/>
+        </w:rPr>
+        <w:t xml:space="preserve">实现正确。</w:t>
+      </w:r>
+    </w:p>
+    <w:p>
+      <w:pPr>
+        <w:rPr>
+          <w:rFonts w:hint="eastAsia"/>
+        </w:rPr>
+      </w:pPr>
+    </w:p>
+    <w:p>
+      <w:pPr>
+        <w:rPr>
+          <w:b/>
+          <w:bCs/>
+        </w:rPr>
+      </w:pPr>
+      <w:r>
+        <w:rPr>
+          <w:rFonts w:hint="eastAsia"/>
+          <w:b/>
+          <w:bCs/>
+        </w:rPr>
+        <w:t xml:space="preserve">（4）结果（BraTS2021 留出 test，820 张：异常 573 / 正常 247）</w:t>
+      </w:r>
+    </w:p>
+    <w:p>
+      <w:pPr>
+        <w:rPr>
+          <w:rFonts w:hint="eastAsia"/>
+        </w:rPr>
+      </w:pPr>
+    </w:p>
+    <w:p>
+      <w:pPr>
+        <w:rPr>
+          <w:rFonts w:hint="eastAsia"/>
+        </w:rPr>
+      </w:pPr>
+      <w:r>
+        <w:rPr>
+          <w:rFonts w:hint="eastAsia"/>
+        </w:rPr>
+        <w:t xml:space="preserve">                  imgAUROC   Dice     IoU    pxAUROC   跨patch标准差</w:t>
+      </w:r>
+    </w:p>
+    <w:p>
+      <w:pPr>
+        <w:rPr>
+          <w:rFonts w:hint="eastAsia"/>
+        </w:rPr>
+      </w:pPr>
+      <w:r>
+        <w:rPr>
+          <w:rFonts w:hint="eastAsia"/>
+        </w:rPr>
+        <w:t xml:space="preserve">  基线（单层）      0.9717   0.5535   0.3826   0.9401     0.02344</w:t>
+      </w:r>
+    </w:p>
+    <w:p>
+      <w:pPr>
+        <w:rPr>
+          <w:rFonts w:hint="eastAsia"/>
+        </w:rPr>
+      </w:pPr>
+      <w:r>
+        <w:rPr>
+          <w:rFonts w:hint="eastAsia"/>
+        </w:rPr>
+        <w:t xml:space="preserve">  多尺度 5,8,11     0.9722   0.6039   0.4325   0.9570     0.03256</w:t>
+      </w:r>
+    </w:p>
+    <w:p>
+      <w:pPr>
+        <w:rPr>
+          <w:rFonts w:hint="eastAsia"/>
+        </w:rPr>
+      </w:pPr>
+      <w:r>
+        <w:rPr>
+          <w:rFonts w:hint="eastAsia"/>
+        </w:rPr>
+        <w:t xml:space="preserve">Dice +9.1%，IoU +13.0%，pixelAUROC +1.7pt；图像级基本不动（符合预期，CLS 路径未改）。</w:t>
+      </w:r>
+    </w:p>
+    <w:p>
+      <w:pPr>
+        <w:rPr>
+          <w:rFonts w:hint="eastAsia"/>
+        </w:rPr>
+      </w:pPr>
+      <w:r>
+        <w:rPr>
+          <w:rFonts w:hint="eastAsia"/>
+        </w:rPr>
+        <w:t xml:space="preserve">跨 patch 区分度按预期提升 +39%。</w:t>
+      </w:r>
+    </w:p>
+    <w:p>
+      <w:pPr>
+        <w:rPr>
+          <w:rFonts w:hint="eastAsia"/>
+        </w:rPr>
+      </w:pPr>
+    </w:p>
+    <w:p>
+      <w:pPr>
+        <w:rPr>
+          <w:b/>
+          <w:bCs/>
+        </w:rPr>
+      </w:pPr>
+      <w:r>
+        <w:rPr>
+          <w:rFonts w:hint="eastAsia"/>
+          <w:b/>
+          <w:bCs/>
+        </w:rPr>
+        <w:t xml:space="preserve">（5）需要如实记录的保留意见</w:t>
+      </w:r>
+    </w:p>
+    <w:p>
+      <w:pPr>
+        <w:rPr>
+          <w:rFonts w:hint="eastAsia"/>
+        </w:rPr>
+      </w:pPr>
+    </w:p>
+    <w:p>
+      <w:pPr>
+        <w:rPr>
+          <w:rFonts w:hint="eastAsia"/>
+        </w:rPr>
+      </w:pPr>
+      <w:r>
+        <w:rPr>
+          <w:rFonts w:hint="eastAsia"/>
+        </w:rPr>
+        <w:t xml:space="preserve">（a）「病灶内均值 − 病灶外均值」这个粗口径反而收窄了（基线 0.1795 → 多尺度 0.1131）。</w:t>
+      </w:r>
+    </w:p>
+    <w:p>
+      <w:pPr>
+        <w:rPr>
+          <w:rFonts w:hint="eastAsia"/>
+        </w:rPr>
+      </w:pPr>
+      <w:r>
+        <w:rPr>
+          <w:rFonts w:hint="eastAsia"/>
+        </w:rPr>
+        <w:t xml:space="preserve">     这说明提升来自图内排序（即 pxAUROC / Dice 所测的量），不是来自区域均值差。</w:t>
+      </w:r>
+    </w:p>
+    <w:p>
+      <w:pPr>
+        <w:rPr>
+          <w:rFonts w:hint="eastAsia"/>
+        </w:rPr>
+      </w:pPr>
+      <w:r>
+        <w:rPr>
+          <w:rFonts w:hint="eastAsia"/>
+        </w:rPr>
+        <w:t xml:space="preserve">     换句话说，amap 的绝对数值仍然整体偏负（均值仍约 −0.40），没有变「亮」。</w:t>
+      </w:r>
+    </w:p>
+    <w:p>
+      <w:pPr>
+        <w:rPr>
+          <w:rFonts w:hint="eastAsia"/>
+        </w:rPr>
+      </w:pPr>
+      <w:r>
+        <w:rPr>
+          <w:rFonts w:hint="eastAsia"/>
+        </w:rPr>
+        <w:t xml:space="preserve">（b）热力图肉眼对比是 mixed：部分切片比基线更聚焦于病灶，部分反而更弥散。</w:t>
+      </w:r>
+    </w:p>
+    <w:p>
+      <w:pPr>
+        <w:rPr>
+          <w:rFonts w:hint="eastAsia"/>
+        </w:rPr>
+      </w:pPr>
+      <w:r>
+        <w:rPr>
+          <w:rFonts w:hint="eastAsia"/>
+        </w:rPr>
+        <w:t xml:space="preserve">     出图用的固定标定 AMAP_SCALE = 0.3 + P25 基线，是按基线模型的 amap 分布调的，</w:t>
+      </w:r>
+    </w:p>
+    <w:p>
+      <w:pPr>
+        <w:rPr>
+          <w:rFonts w:hint="eastAsia"/>
+        </w:rPr>
+      </w:pPr>
+      <w:r>
+        <w:rPr>
+          <w:rFonts w:hint="eastAsia"/>
+        </w:rPr>
+        <w:t xml:space="preserve">     未针对多尺度重标定。显示问题与定位精度问题要分开看（同&lt;改动 2&gt;第 5 条）。</w:t>
+      </w:r>
+    </w:p>
+    <w:p>
+      <w:pPr>
+        <w:rPr>
+          <w:rFonts w:hint="eastAsia"/>
+        </w:rPr>
+      </w:pPr>
+      <w:r>
+        <w:rPr>
+          <w:rFonts w:hint="eastAsia"/>
+        </w:rPr>
+        <w:t xml:space="preserve">（c）单次训练、单一种子，尚未做多种子复现。</w:t>
+      </w:r>
+    </w:p>
+    <w:p>
+      <w:pPr>
+        <w:rPr>
+          <w:rFonts w:hint="eastAsia"/>
+        </w:rPr>
+      </w:pPr>
+    </w:p>
+    <w:p>
+      <w:pPr>
+        <w:rPr>
+          <w:b/>
+          <w:bCs/>
+        </w:rPr>
+      </w:pPr>
+      <w:r>
+        <w:rPr>
+          <w:rFonts w:hint="eastAsia"/>
+          <w:b/>
+          <w:bCs/>
+        </w:rPr>
+        <w:t xml:space="preserve">改动 4：显示管线修复（2026-09-23）</w:t>
+      </w:r>
+    </w:p>
+    <w:p>
+      <w:pPr>
+        <w:rPr>
+          <w:rFonts w:hint="eastAsia"/>
+        </w:rPr>
+      </w:pPr>
+    </w:p>
+    <w:p>
+      <w:pPr>
+        <w:rPr>
+          <w:rFonts w:hint="eastAsia"/>
+        </w:rPr>
+      </w:pPr>
+      <w:r>
+        <w:rPr>
+          <w:rFonts w:hint="eastAsia"/>
+        </w:rPr>
+        <w:t xml:space="preserve">背景：改动 3 把定位能力提上去了（Dice +9.1%），但热力图肉眼只是 mixed。原因是显示管线仍在拖后腿。</w:t>
+      </w:r>
+    </w:p>
+    <w:p>
+      <w:pPr>
+        <w:rPr>
+          <w:rFonts w:hint="eastAsia"/>
+        </w:rPr>
+      </w:pPr>
+      <w:r>
+        <w:rPr>
+          <w:rFonts w:hint="eastAsia"/>
+        </w:rPr>
+        <w:t xml:space="preserve">显示问题与定位精度问题一直是两回事，见改动 2 第 5 条。</w:t>
+      </w:r>
+    </w:p>
+    <w:p>
+      <w:pPr>
+        <w:rPr>
+          <w:rFonts w:hint="eastAsia"/>
+        </w:rPr>
+      </w:pPr>
+    </w:p>
+    <w:p>
+      <w:pPr>
+        <w:rPr>
+          <w:b/>
+          <w:bCs/>
+        </w:rPr>
+      </w:pPr>
+      <w:r>
+        <w:rPr>
+          <w:rFonts w:hint="eastAsia"/>
+          <w:b/>
+          <w:bCs/>
+        </w:rPr>
+        <w:t xml:space="preserve">（1）前提约束：显示层不得回灌到评估口径</w:t>
+      </w:r>
+    </w:p>
+    <w:p>
+      <w:pPr>
+        <w:rPr>
+          <w:rFonts w:hint="eastAsia"/>
+        </w:rPr>
+      </w:pPr>
+    </w:p>
+    <w:p>
+      <w:pPr>
+        <w:rPr>
+          <w:rFonts w:hint="eastAsia"/>
+        </w:rPr>
+      </w:pPr>
+      <w:r>
+        <w:rPr>
+          <w:rFonts w:hint="eastAsia"/>
+        </w:rPr>
+        <w:t xml:space="preserve">改动 2 的标定探针已实测：逐图 z-score / min-max 会把 Dice 从 0.5535 打到 0.4012 / 0.3730，</w:t>
+      </w:r>
+    </w:p>
+    <w:p>
+      <w:pPr>
+        <w:rPr>
+          <w:rFonts w:hint="eastAsia"/>
+        </w:rPr>
+      </w:pPr>
+      <w:r>
+        <w:rPr>
+          <w:rFonts w:hint="eastAsia"/>
+        </w:rPr>
+        <w:t xml:space="preserve">因为那个负偏移是跨图系统性的、本身带信息，逐图归一化把它抹掉了。</w:t>
+      </w:r>
+    </w:p>
+    <w:p>
+      <w:pPr>
+        <w:rPr>
+          <w:rFonts w:hint="eastAsia"/>
+        </w:rPr>
+      </w:pPr>
+      <w:r>
+        <w:rPr>
+          <w:rFonts w:hint="eastAsia"/>
+        </w:rPr>
+        <w:t xml:space="preserve">所以本改动**只作用于出图**，绝不进入指标计算。</w:t>
+      </w:r>
+    </w:p>
+    <w:p>
+      <w:pPr>
+        <w:rPr>
+          <w:rFonts w:hint="eastAsia"/>
+        </w:rPr>
+      </w:pPr>
+    </w:p>
+    <w:p>
+      <w:pPr>
+        <w:rPr>
+          <w:b/>
+          <w:bCs/>
+        </w:rPr>
+      </w:pPr>
+      <w:r>
+        <w:rPr>
+          <w:rFonts w:hint="eastAsia"/>
+          <w:b/>
+          <w:bCs/>
+        </w:rPr>
+        <w:t xml:space="preserve">（2）改动内容（新增 text_side_anomaly/visualize.py，训练侧与四条思路一律未动）</w:t>
+      </w:r>
+    </w:p>
+    <w:p>
+      <w:pPr>
+        <w:rPr>
+          <w:rFonts w:hint="eastAsia"/>
+        </w:rPr>
+      </w:pPr>
+    </w:p>
+    <w:p>
+      <w:pPr>
+        <w:rPr>
+          <w:rFonts w:hint="eastAsia"/>
+        </w:rPr>
+      </w:pPr>
+      <w:r>
+        <w:rPr>
+          <w:rFonts w:hint="eastAsia"/>
+        </w:rPr>
+        <w:t xml:space="preserve">1. 标定 —— 由「逐图 P25 基线 + 固定绝对尺度 0.3」改为「全局分位数标定」</w:t>
+      </w:r>
+    </w:p>
+    <w:p>
+      <w:pPr>
+        <w:rPr>
+          <w:rFonts w:hint="eastAsia"/>
+        </w:rPr>
+      </w:pPr>
+      <w:r>
+        <w:rPr>
+          <w:rFonts w:hint="eastAsia"/>
+        </w:rPr>
+        <w:t xml:space="preserve">   （lo = P50、hi = P99.5，只用正常切片拟合，部署时不需要病灶标注）。</w:t>
+      </w:r>
+    </w:p>
+    <w:p>
+      <w:pPr>
+        <w:rPr>
+          <w:rFonts w:hint="eastAsia"/>
+        </w:rPr>
+      </w:pPr>
+      <w:r>
+        <w:rPr>
+          <w:rFonts w:hint="eastAsia"/>
+        </w:rPr>
+        <w:t xml:space="preserve">   用分位数而不是 min/max，局部极值不再把整张图的色阶吃光。</w:t>
+      </w:r>
+    </w:p>
+    <w:p>
+      <w:pPr>
+        <w:rPr>
+          <w:rFonts w:hint="eastAsia"/>
+        </w:rPr>
+      </w:pPr>
+      <w:r>
+        <w:rPr>
+          <w:rFonts w:hint="eastAsia"/>
+        </w:rPr>
+        <w:t xml:space="preserve">2. 上采样 —— 由「14×14 双线性直接拉到 224」改为「引导滤波保边上采样」</w:t>
+      </w:r>
+    </w:p>
+    <w:p>
+      <w:pPr>
+        <w:rPr>
+          <w:rFonts w:hint="eastAsia"/>
+        </w:rPr>
+      </w:pPr>
+      <w:r>
+        <w:rPr>
+          <w:rFonts w:hint="eastAsia"/>
+        </w:rPr>
+        <w:t xml:space="preserve">   （He et al.，以原灰度图作引导）。异常边界贴回解剖结构，消除 14×14 的块状感。</w:t>
+      </w:r>
+    </w:p>
+    <w:p>
+      <w:pPr>
+        <w:rPr>
+          <w:rFonts w:hint="eastAsia"/>
+        </w:rPr>
+      </w:pPr>
+      <w:r>
+        <w:rPr>
+          <w:rFonts w:hint="eastAsia"/>
+        </w:rPr>
+        <w:t xml:space="preserve">   这是 paclip 的做法。</w:t>
+      </w:r>
+    </w:p>
+    <w:p>
+      <w:pPr>
+        <w:rPr>
+          <w:rFonts w:hint="eastAsia"/>
+        </w:rPr>
+      </w:pPr>
+    </w:p>
+    <w:p>
+      <w:pPr>
+        <w:rPr>
+          <w:rFonts w:hint="eastAsia"/>
+        </w:rPr>
+      </w:pPr>
+      <w:r>
+        <w:rPr>
+          <w:rFonts w:hint="eastAsia"/>
+        </w:rPr>
+        <w:t xml:space="preserve">注意顺序：必须**先在 14×14 原生分辨率上标定、再上采样**。反过来的话，引导滤波会改变</w:t>
+      </w:r>
+    </w:p>
+    <w:p>
+      <w:pPr>
+        <w:rPr>
+          <w:rFonts w:hint="eastAsia"/>
+        </w:rPr>
+      </w:pPr>
+      <w:r>
+        <w:rPr>
+          <w:rFonts w:hint="eastAsia"/>
+        </w:rPr>
+        <w:t xml:space="preserve">数值范围，标定就失准了。</w:t>
+      </w:r>
+    </w:p>
+    <w:p>
+      <w:pPr>
+        <w:rPr>
+          <w:rFonts w:hint="eastAsia"/>
+        </w:rPr>
+      </w:pPr>
+    </w:p>
+    <w:p>
+      <w:pPr>
+        <w:rPr>
+          <w:b/>
+          <w:bCs/>
+        </w:rPr>
+      </w:pPr>
+      <w:r>
+        <w:rPr>
+          <w:rFonts w:hint="eastAsia"/>
+          <w:b/>
+          <w:bCs/>
+        </w:rPr>
+        <w:t xml:space="preserve">（3）量化结果（多尺度模型，test 820 张；过饱和定义为像素值 ≥ 0.8）</w:t>
+      </w:r>
+    </w:p>
+    <w:p>
+      <w:pPr>
+        <w:rPr>
+          <w:rFonts w:hint="eastAsia"/>
+        </w:rPr>
+      </w:pPr>
+    </w:p>
+    <w:p>
+      <w:pPr>
+        <w:rPr>
+          <w:rFonts w:hint="eastAsia"/>
+        </w:rPr>
+      </w:pPr>
+      <w:r>
+        <w:rPr>
+          <w:rFonts w:hint="eastAsia"/>
+        </w:rPr>
+        <w:t xml:space="preserve">                        旧管线     新管线</w:t>
+      </w:r>
+    </w:p>
+    <w:p>
+      <w:pPr>
+        <w:rPr>
+          <w:rFonts w:hint="eastAsia"/>
+        </w:rPr>
+      </w:pPr>
+      <w:r>
+        <w:rPr>
+          <w:rFonts w:hint="eastAsia"/>
+        </w:rPr>
+        <w:t xml:space="preserve">  正常切片过饱和占比      16.87%     1.82%     ← 降 9.3 倍</w:t>
+      </w:r>
+    </w:p>
+    <w:p>
+      <w:pPr>
+        <w:rPr>
+          <w:rFonts w:hint="eastAsia"/>
+        </w:rPr>
+      </w:pPr>
+      <w:r>
+        <w:rPr>
+          <w:rFonts w:hint="eastAsia"/>
+        </w:rPr>
+        <w:t xml:space="preserve">  异常切片过饱和占比      17.81%    12.98%</w:t>
+      </w:r>
+    </w:p>
+    <w:p>
+      <w:pPr>
+        <w:rPr>
+          <w:rFonts w:hint="eastAsia"/>
+        </w:rPr>
+      </w:pPr>
+      <w:r>
+        <w:rPr>
+          <w:rFonts w:hint="eastAsia"/>
+        </w:rPr>
+        <w:t xml:space="preserve">新标定下，正常切片的 P99.5 恰好映射到色阶上界 1.000。</w:t>
+      </w:r>
+    </w:p>
+    <w:p>
+      <w:pPr>
+        <w:rPr>
+          <w:rFonts w:hint="eastAsia"/>
+        </w:rPr>
+      </w:pPr>
+      <w:r>
+        <w:rPr>
+          <w:rFonts w:hint="eastAsia"/>
+        </w:rPr>
+        <w:t xml:space="preserve">肉眼：14×14 块状感消失、边界贴合解剖结构；正常切片的大面积红色假阳性显著收敛。</w:t>
+      </w:r>
+    </w:p>
+    <w:p>
+      <w:pPr>
+        <w:rPr>
+          <w:rFonts w:hint="eastAsia"/>
+        </w:rPr>
+      </w:pPr>
+      <w:r>
+        <w:rPr>
+          <w:rFonts w:hint="eastAsia"/>
+        </w:rPr>
+        <w:t xml:space="preserve">对比图见 D:/brain_dl/heatmaps_display/，四个面板依次为</w:t>
+      </w:r>
+    </w:p>
+    <w:p>
+      <w:pPr>
+        <w:rPr>
+          <w:rFonts w:hint="eastAsia"/>
+        </w:rPr>
+      </w:pPr>
+      <w:r>
+        <w:rPr>
+          <w:rFonts w:hint="eastAsia"/>
+        </w:rPr>
+        <w:t xml:space="preserve">「基线 旧显示 | 多尺度 旧显示 | 多尺度 新显示 | 原图+GT」。</w:t>
+      </w:r>
+    </w:p>
+    <w:p>
+      <w:pPr>
+        <w:rPr>
+          <w:rFonts w:hint="eastAsia"/>
+        </w:rPr>
+      </w:pPr>
+    </w:p>
+    <w:p>
+      <w:pPr>
+        <w:rPr>
+          <w:b/>
+          <w:bCs/>
+        </w:rPr>
+      </w:pPr>
+      <w:r>
+        <w:rPr>
+          <w:rFonts w:hint="eastAsia"/>
+          <w:b/>
+          <w:bCs/>
+        </w:rPr>
+        <w:t xml:space="preserve">（4）仍然存在的（属模型问题，非显示问题）</w:t>
+      </w:r>
+    </w:p>
+    <w:p>
+      <w:pPr>
+        <w:rPr>
+          <w:rFonts w:hint="eastAsia"/>
+        </w:rPr>
+      </w:pPr>
+    </w:p>
+    <w:p>
+      <w:pPr>
+        <w:rPr>
+          <w:rFonts w:hint="eastAsia"/>
+        </w:rPr>
+      </w:pPr>
+      <w:r>
+        <w:rPr>
+          <w:rFonts w:hint="eastAsia"/>
+        </w:rPr>
+        <w:t xml:space="preserve">部分正常切片在脑顶部仍有成片热区，即改动 2 提到的头皮/颅骨假阳性。</w:t>
+      </w:r>
+    </w:p>
+    <w:p>
+      <w:pPr>
+        <w:rPr>
+          <w:rFonts w:hint="eastAsia"/>
+        </w:rPr>
+      </w:pPr>
+      <w:r>
+        <w:rPr>
+          <w:rFonts w:hint="eastAsia"/>
+        </w:rPr>
+        <w:t xml:space="preserve">显示层无法消除它，只能做到不再放大它。若要治，得回到图像侧（用图像亮度阈值把头皮环</w:t>
+      </w:r>
+    </w:p>
+    <w:p>
+      <w:pPr>
+        <w:rPr>
+          <w:rFonts w:hint="eastAsia"/>
+        </w:rPr>
+      </w:pPr>
+      <w:r>
+        <w:rPr>
+          <w:rFonts w:hint="eastAsia"/>
+        </w:rPr>
+        <w:t xml:space="preserve">排除出统计，即 paclip 的 tissue_mask_from_image 思路）。</w:t>
+      </w:r>
+    </w:p>
+    <w:p>
+      <w:pPr>
+        <w:rPr>
+          <w:rFonts w:hint="eastAsia"/>
+        </w:rPr>
+      </w:pPr>
+    </w:p>
+    <w:p>
+      <w:pPr>
+        <w:rPr>
+          <w:b/>
+          <w:bCs/>
+        </w:rPr>
+      </w:pPr>
+      <w:r>
+        <w:rPr>
+          <w:rFonts w:hint="eastAsia"/>
+          <w:b/>
+          <w:bCs/>
+        </w:rPr>
+        <w:t xml:space="preserve">（5）指标影响</w:t>
+      </w:r>
+    </w:p>
+    <w:p>
+      <w:pPr>
+        <w:rPr>
+          <w:rFonts w:hint="eastAsia"/>
+        </w:rPr>
+      </w:pPr>
+    </w:p>
+    <w:p>
+      <w:pPr>
+        <w:rPr>
+          <w:rFonts w:hint="eastAsia"/>
+        </w:rPr>
+      </w:pPr>
+      <w:r>
+        <w:rPr>
+          <w:rFonts w:hint="eastAsia"/>
+        </w:rPr>
+        <w:t xml:space="preserve">本改动**不改变任何指标**——Dice / IoU / pixelAUROC 与改动 3 完全一致。这是设计约束，不是遗漏。</w:t>
+      </w:r>
+    </w:p>
+    <w:p>
+      <w:pPr>
+        <w:rPr>
+          <w:rFonts w:hint="eastAsia"/>
+        </w:rPr>
+      </w:pPr>
+    </w:p>
+    <w:p>
+      <w:pPr>
+        <w:rPr>
+          <w:b/>
+          <w:bCs/>
+        </w:rPr>
+      </w:pPr>
+      <w:r>
+        <w:rPr>
+          <w:rFonts w:hint="eastAsia"/>
+          <w:b/>
+          <w:bCs/>
+        </w:rPr>
+        <w:t xml:space="preserve">改动 5：解剖 ROI 门控 + ROI 感知训练（2026-09-23）</w:t>
+      </w:r>
+    </w:p>
+    <w:p>
+      <w:pPr>
+        <w:rPr>
+          <w:rFonts w:hint="eastAsia"/>
+        </w:rPr>
+      </w:pPr>
+    </w:p>
+    <w:p>
+      <w:pPr>
+        <w:rPr>
+          <w:rFonts w:hint="eastAsia"/>
+        </w:rPr>
+      </w:pPr>
+      <w:r>
+        <w:rPr>
+          <w:rFonts w:hint="eastAsia"/>
+        </w:rPr>
+        <w:t xml:space="preserve">起因：反馈「热力图还是有点乱指，红色有很大的一片区域，与实际情况不符」。先量化确认再动手。</w:t>
+      </w:r>
+    </w:p>
+    <w:p>
+      <w:pPr>
+        <w:rPr>
+          <w:rFonts w:hint="eastAsia"/>
+        </w:rPr>
+      </w:pPr>
+    </w:p>
+    <w:p>
+      <w:pPr>
+        <w:rPr>
+          <w:b/>
+          <w:bCs/>
+        </w:rPr>
+      </w:pPr>
+      <w:r>
+        <w:rPr>
+          <w:rFonts w:hint="eastAsia"/>
+          <w:b/>
+          <w:bCs/>
+        </w:rPr>
+        <w:t xml:space="preserve">（1）诊断：红色到底落在哪</w:t>
+      </w:r>
+    </w:p>
+    <w:p>
+      <w:pPr>
+        <w:rPr>
+          <w:rFonts w:hint="eastAsia"/>
+        </w:rPr>
+      </w:pPr>
+    </w:p>
+    <w:p>
+      <w:pPr>
+        <w:rPr>
+          <w:rFonts w:hint="eastAsia"/>
+        </w:rPr>
+      </w:pPr>
+      <w:r>
+        <w:rPr>
+          <w:rFonts w:hint="eastAsia"/>
+        </w:rPr>
+        <w:t xml:space="preserve">正常切片的高分区中 53.5% 落在脑 ROI 之外（异常切片 15.9%）</w:t>
+      </w:r>
+    </w:p>
+    <w:p>
+      <w:pPr>
+        <w:rPr>
+          <w:rFonts w:hint="eastAsia"/>
+        </w:rPr>
+      </w:pPr>
+      <w:r>
+        <w:rPr>
+          <w:rFonts w:hint="eastAsia"/>
+        </w:rPr>
+        <w:t xml:space="preserve">异常切片 ROI 内被判红的像素里，真病灶只占 54.7%</w:t>
+      </w:r>
+    </w:p>
+    <w:p>
+      <w:pPr>
+        <w:rPr>
+          <w:rFonts w:hint="eastAsia"/>
+        </w:rPr>
+      </w:pPr>
+      <w:r>
+        <w:rPr>
+          <w:rFonts w:hint="eastAsia"/>
+        </w:rPr>
+        <w:t xml:space="preserve">→ 「乱指」的主因是异常图对「哪里是脑组织」一无所知：头皮、颅骨、背景全被判成异常。</w:t>
+      </w:r>
+    </w:p>
+    <w:p>
+      <w:pPr>
+        <w:rPr>
+          <w:rFonts w:hint="eastAsia"/>
+        </w:rPr>
+      </w:pPr>
+      <w:r>
+        <w:rPr>
+          <w:rFonts w:hint="eastAsia"/>
+        </w:rPr>
+        <w:t xml:space="preserve">（paclip 的 tissue_mask_from_image 正是冲这个来的。）</w:t>
+      </w:r>
+    </w:p>
+    <w:p>
+      <w:pPr>
+        <w:rPr>
+          <w:rFonts w:hint="eastAsia"/>
+        </w:rPr>
+      </w:pPr>
+    </w:p>
+    <w:p>
+      <w:pPr>
+        <w:rPr>
+          <w:b/>
+          <w:bCs/>
+        </w:rPr>
+      </w:pPr>
+      <w:r>
+        <w:rPr>
+          <w:rFonts w:hint="eastAsia"/>
+          <w:b/>
+          <w:bCs/>
+        </w:rPr>
+        <w:t xml:space="preserve">（2）门控的陷阱</w:t>
+      </w:r>
+    </w:p>
+    <w:p>
+      <w:pPr>
+        <w:rPr>
+          <w:rFonts w:hint="eastAsia"/>
+        </w:rPr>
+      </w:pPr>
+    </w:p>
+    <w:p>
+      <w:pPr>
+        <w:rPr>
+          <w:rFonts w:hint="eastAsia"/>
+        </w:rPr>
+      </w:pPr>
+      <w:r>
+        <w:rPr>
+          <w:rFonts w:hint="eastAsia"/>
+        </w:rPr>
+        <w:t xml:space="preserve">amap 整体为负（均值约 −0.4），把 ROI 外**置 0 反而高于病灶**，排序会彻底崩溃：</w:t>
+      </w:r>
+    </w:p>
+    <w:p>
+      <w:pPr>
+        <w:rPr>
+          <w:rFonts w:hint="eastAsia"/>
+        </w:rPr>
+      </w:pPr>
+      <w:r>
+        <w:rPr>
+          <w:rFonts w:hint="eastAsia"/>
+        </w:rPr>
+        <w:t xml:space="preserve">  ROI 外置 0         Dice 0.5323   pxAUROC 0.5691    ← 从 0.9570 崩到 0.5691</w:t>
+      </w:r>
+    </w:p>
+    <w:p>
+      <w:pPr>
+        <w:rPr>
+          <w:rFonts w:hint="eastAsia"/>
+        </w:rPr>
+      </w:pPr>
+      <w:r>
+        <w:rPr>
+          <w:rFonts w:hint="eastAsia"/>
+        </w:rPr>
+        <w:t xml:space="preserve">  ROI 外压到 floor    Dice 0.6127   pxAUROC 0.9729    ← 正确做法</w:t>
+      </w:r>
+    </w:p>
+    <w:p>
+      <w:pPr>
+        <w:rPr>
+          <w:rFonts w:hint="eastAsia"/>
+        </w:rPr>
+      </w:pPr>
+      <w:r>
+        <w:rPr>
+          <w:rFonts w:hint="eastAsia"/>
+        </w:rPr>
+        <w:t xml:space="preserve">必须压到全局最小值**以下**，而不是 0。</w:t>
+      </w:r>
+    </w:p>
+    <w:p>
+      <w:pPr>
+        <w:rPr>
+          <w:rFonts w:hint="eastAsia"/>
+        </w:rPr>
+      </w:pPr>
+    </w:p>
+    <w:p>
+      <w:pPr>
+        <w:rPr>
+          <w:b/>
+          <w:bCs/>
+        </w:rPr>
+      </w:pPr>
+      <w:r>
+        <w:rPr>
+          <w:rFonts w:hint="eastAsia"/>
+          <w:b/>
+          <w:bCs/>
+        </w:rPr>
+        <w:t xml:space="preserve">（3）改动内容</w:t>
+      </w:r>
+    </w:p>
+    <w:p>
+      <w:pPr>
+        <w:rPr>
+          <w:rFonts w:hint="eastAsia"/>
+        </w:rPr>
+      </w:pPr>
+    </w:p>
+    <w:p>
+      <w:pPr>
+        <w:rPr>
+          <w:rFonts w:hint="eastAsia"/>
+        </w:rPr>
+      </w:pPr>
+      <w:r>
+        <w:rPr>
+          <w:rFonts w:hint="eastAsia"/>
+        </w:rPr>
+        <w:t xml:space="preserve">1. 新增 text_side_anomaly/roi.py —— 由图像强度阈值给出解剖 ROI（thr = 20/255，paclip 同款），</w:t>
+      </w:r>
+    </w:p>
+    <w:p>
+      <w:pPr>
+        <w:rPr>
+          <w:rFonts w:hint="eastAsia"/>
+        </w:rPr>
+      </w:pPr>
+      <w:r>
+        <w:rPr>
+          <w:rFonts w:hint="eastAsia"/>
+        </w:rPr>
+        <w:t xml:space="preserve">   NEAREST 缩放到 patch 网格；ROI 退化时自动放开（不门控）。不需要病灶标注，部署可用。</w:t>
+      </w:r>
+    </w:p>
+    <w:p>
+      <w:pPr>
+        <w:rPr>
+          <w:rFonts w:hint="eastAsia"/>
+        </w:rPr>
+      </w:pPr>
+      <w:r>
+        <w:rPr>
+          <w:rFonts w:hint="eastAsia"/>
+        </w:rPr>
+        <w:t xml:space="preserve">2. 新增 gate_by_roi() —— ROI 外压到 floor，ROI 内的相对排序完全不变。</w:t>
+      </w:r>
+    </w:p>
+    <w:p>
+      <w:pPr>
+        <w:rPr>
+          <w:rFonts w:hint="eastAsia"/>
+        </w:rPr>
+      </w:pPr>
+      <w:r>
+        <w:rPr>
+          <w:rFonts w:hint="eastAsia"/>
+        </w:rPr>
+        <w:t xml:space="preserve">3. dataset.py —— batch 增加 roi 字段（2D 与 3D 两条路径都加）。</w:t>
+      </w:r>
+    </w:p>
+    <w:p>
+      <w:pPr>
+        <w:rPr>
+          <w:rFonts w:hint="eastAsia"/>
+        </w:rPr>
+      </w:pPr>
+      <w:r>
+        <w:rPr>
+          <w:rFonts w:hint="eastAsia"/>
+        </w:rPr>
+        <w:t xml:space="preserve">4. losses.py —— local_alignment_loss / TotalLoss 接受 roi；给了就只在 ROI 内计算 L_local。</w:t>
+      </w:r>
+    </w:p>
+    <w:p>
+      <w:pPr>
+        <w:rPr>
+          <w:rFonts w:hint="eastAsia"/>
+        </w:rPr>
+      </w:pPr>
+      <w:r>
+        <w:rPr>
+          <w:rFonts w:hint="eastAsia"/>
+        </w:rPr>
+        <w:t xml:space="preserve">   背景 patch 上的监督对定位没有意义，还会稀释正常锚点（逼它去代表大片空气）。</w:t>
+      </w:r>
+    </w:p>
+    <w:p>
+      <w:pPr>
+        <w:rPr>
+          <w:rFonts w:hint="eastAsia"/>
+        </w:rPr>
+      </w:pPr>
+      <w:r>
+        <w:rPr>
+          <w:rFonts w:hint="eastAsia"/>
+        </w:rPr>
+        <w:t xml:space="preserve">   默认 None，向后兼容。</w:t>
+      </w:r>
+    </w:p>
+    <w:p>
+      <w:pPr>
+        <w:rPr>
+          <w:rFonts w:hint="eastAsia"/>
+        </w:rPr>
+      </w:pPr>
+      <w:r>
+        <w:rPr>
+          <w:rFonts w:hint="eastAsia"/>
+        </w:rPr>
+        <w:t xml:space="preserve">5. visualize.py 的出图标定改为**只用 ROI 内像素拟合**（原因见第 5 条 b）。</w:t>
+      </w:r>
+    </w:p>
+    <w:p>
+      <w:pPr>
+        <w:rPr>
+          <w:rFonts w:hint="eastAsia"/>
+        </w:rPr>
+      </w:pPr>
+      <w:r>
+        <w:rPr>
+          <w:rFonts w:hint="eastAsia"/>
+        </w:rPr>
+        <w:t xml:space="preserve">   四条思路与 CLS 路径全程未改。</w:t>
+      </w:r>
+    </w:p>
+    <w:p>
+      <w:pPr>
+        <w:rPr>
+          <w:rFonts w:hint="eastAsia"/>
+        </w:rPr>
+      </w:pPr>
+    </w:p>
+    <w:p>
+      <w:pPr>
+        <w:rPr>
+          <w:b/>
+          <w:bCs/>
+        </w:rPr>
+      </w:pPr>
+      <w:r>
+        <w:rPr>
+          <w:rFonts w:hint="eastAsia"/>
+          <w:b/>
+          <w:bCs/>
+        </w:rPr>
+        <w:t xml:space="preserve">（4）结果（BraTS2021 留出 test，820 张）</w:t>
+      </w:r>
+    </w:p>
+    <w:p>
+      <w:pPr>
+        <w:rPr>
+          <w:rFonts w:hint="eastAsia"/>
+        </w:rPr>
+      </w:pPr>
+    </w:p>
+    <w:p>
+      <w:pPr>
+        <w:rPr>
+          <w:rFonts w:hint="eastAsia"/>
+        </w:rPr>
+      </w:pPr>
+      <w:r>
+        <w:rPr>
+          <w:rFonts w:hint="eastAsia"/>
+        </w:rPr>
+        <w:t xml:space="preserve">                  imgAUROC   Dice     IoU    pxAUROC | 脑外红斑(异常/正常) | 红灯真病灶率</w:t>
+      </w:r>
+    </w:p>
+    <w:p>
+      <w:pPr>
+        <w:rPr>
+          <w:rFonts w:hint="eastAsia"/>
+        </w:rPr>
+      </w:pPr>
+      <w:r>
+        <w:rPr>
+          <w:rFonts w:hint="eastAsia"/>
+        </w:rPr>
+        <w:t xml:space="preserve">  基线单层          0.9717   0.5535   0.3826   0.9401 |   26.3% / 72.1%    |   57.4%</w:t>
+      </w:r>
+    </w:p>
+    <w:p>
+      <w:pPr>
+        <w:rPr>
+          <w:rFonts w:hint="eastAsia"/>
+        </w:rPr>
+      </w:pPr>
+      <w:r>
+        <w:rPr>
+          <w:rFonts w:hint="eastAsia"/>
+        </w:rPr>
+        <w:t xml:space="preserve">  多尺度            0.9722   0.6039   0.4325   0.9570 |   15.7% / 53.3%    |   59.2%</w:t>
+      </w:r>
+    </w:p>
+    <w:p>
+      <w:pPr>
+        <w:rPr>
+          <w:rFonts w:hint="eastAsia"/>
+        </w:rPr>
+      </w:pPr>
+      <w:r>
+        <w:rPr>
+          <w:rFonts w:hint="eastAsia"/>
+        </w:rPr>
+        <w:t xml:space="preserve">  多尺度+门控        0.9722   0.6125   0.4414   0.9728 |    0.0% /  0.0%    |   59.2%</w:t>
+      </w:r>
+    </w:p>
+    <w:p>
+      <w:pPr>
+        <w:rPr>
+          <w:rFonts w:hint="eastAsia"/>
+        </w:rPr>
+      </w:pPr>
+      <w:r>
+        <w:rPr>
+          <w:rFonts w:hint="eastAsia"/>
+        </w:rPr>
+        <w:t xml:space="preserve">  ROI 训练          0.9733   0.2350   0.1332   0.8486 |   88.6% / 99.3%    |   67.5%</w:t>
+      </w:r>
+    </w:p>
+    <w:p>
+      <w:pPr>
+        <w:rPr>
+          <w:rFonts w:hint="eastAsia"/>
+        </w:rPr>
+      </w:pPr>
+      <w:r>
+        <w:rPr>
+          <w:rFonts w:hint="eastAsia"/>
+        </w:rPr>
+        <w:t xml:space="preserve">  ROI 训练+门控      0.9733   0.7080   0.5480   0.9820 |    0.0% /  0.0%    |   67.5%</w:t>
+      </w:r>
+    </w:p>
+    <w:p>
+      <w:pPr>
+        <w:rPr>
+          <w:rFonts w:hint="eastAsia"/>
+        </w:rPr>
+      </w:pPr>
+      <w:r>
+        <w:rPr>
+          <w:rFonts w:hint="eastAsia"/>
+        </w:rPr>
+        <w:t xml:space="preserve">相对基线：Dice +27.9%，pixelAUROC +4.2pt，脑外红斑归零，红灯真病灶率 57.4% → 67.5%。</w:t>
+      </w:r>
+    </w:p>
+    <w:p>
+      <w:pPr>
+        <w:rPr>
+          <w:rFonts w:hint="eastAsia"/>
+        </w:rPr>
+      </w:pPr>
+      <w:r>
+        <w:rPr>
+          <w:rFonts w:hint="eastAsia"/>
+        </w:rPr>
+        <w:t xml:space="preserve">「红灯真病灶率」= ROI 内被判红的像素中真病灶的占比（固定操作点 ROI 内 P90，不用 oracle 阈值），</w:t>
+      </w:r>
+    </w:p>
+    <w:p>
+      <w:pPr>
+        <w:rPr>
+          <w:rFonts w:hint="eastAsia"/>
+        </w:rPr>
+      </w:pPr>
+      <w:r>
+        <w:rPr>
+          <w:rFonts w:hint="eastAsia"/>
+        </w:rPr>
+        <w:t xml:space="preserve">它直接刻画「红色区域是否与病灶吻合」这件事。</w:t>
+      </w:r>
+    </w:p>
+    <w:p>
+      <w:pPr>
+        <w:rPr>
+          <w:rFonts w:hint="eastAsia"/>
+        </w:rPr>
+      </w:pPr>
+    </w:p>
+    <w:p>
+      <w:pPr>
+        <w:rPr>
+          <w:b/>
+          <w:bCs/>
+        </w:rPr>
+      </w:pPr>
+      <w:r>
+        <w:rPr>
+          <w:rFonts w:hint="eastAsia"/>
+          <w:b/>
+          <w:bCs/>
+        </w:rPr>
+        <w:t xml:space="preserve">（5）必须记录的坑与风险</w:t>
+      </w:r>
+    </w:p>
+    <w:p>
+      <w:pPr>
+        <w:rPr>
+          <w:rFonts w:hint="eastAsia"/>
+        </w:rPr>
+      </w:pPr>
+    </w:p>
+    <w:p>
+      <w:pPr>
+        <w:rPr>
+          <w:rFonts w:hint="eastAsia"/>
+        </w:rPr>
+      </w:pPr>
+      <w:r>
+        <w:rPr>
+          <w:rFonts w:hint="eastAsia"/>
+        </w:rPr>
+        <w:t xml:space="preserve">（a）**ROI 训练与门控是捆绑的，不是可选项**。ROI 训练不用门控时 Dice 只有 0.2350（比基线还差），</w:t>
+      </w:r>
+    </w:p>
+    <w:p>
+      <w:pPr>
+        <w:rPr>
+          <w:rFonts w:hint="eastAsia"/>
+        </w:rPr>
+      </w:pPr>
+      <w:r>
+        <w:rPr>
+          <w:rFonts w:hint="eastAsia"/>
+        </w:rPr>
+        <w:t xml:space="preserve">     因为模型不再学「背景应该是正常的」——正常锚点不再代表背景，推理时背景分数失控。</w:t>
+      </w:r>
+    </w:p>
+    <w:p>
+      <w:pPr>
+        <w:rPr>
+          <w:rFonts w:hint="eastAsia"/>
+        </w:rPr>
+      </w:pPr>
+      <w:r>
+        <w:rPr>
+          <w:rFonts w:hint="eastAsia"/>
+        </w:rPr>
+        <w:t xml:space="preserve">     这意味着 ROI 训练出的模型**强依赖推理时的 ROI 掩码**：换扫描仪 / 换预处理若阈值失配，</w:t>
+      </w:r>
+    </w:p>
+    <w:p>
+      <w:pPr>
+        <w:rPr>
+          <w:rFonts w:hint="eastAsia"/>
+        </w:rPr>
+      </w:pPr>
+      <w:r>
+        <w:rPr>
+          <w:rFonts w:hint="eastAsia"/>
+        </w:rPr>
+        <w:t xml:space="preserve">     性能会剧烈下降。相比之下「多尺度+门控」那条路（0.6125）不用门控时仍有 0.6039，退化是平滑的。</w:t>
+      </w:r>
+    </w:p>
+    <w:p>
+      <w:pPr>
+        <w:rPr>
+          <w:rFonts w:hint="eastAsia"/>
+        </w:rPr>
+      </w:pPr>
+      <w:r>
+        <w:rPr>
+          <w:rFonts w:hint="eastAsia"/>
+        </w:rPr>
+        <w:t xml:space="preserve">     这是精度与稳健性之间的取舍，需要按实际部署条件决定选哪条。</w:t>
+      </w:r>
+    </w:p>
+    <w:p>
+      <w:pPr>
+        <w:rPr>
+          <w:rFonts w:hint="eastAsia"/>
+        </w:rPr>
+      </w:pPr>
+      <w:r>
+        <w:rPr>
+          <w:rFonts w:hint="eastAsia"/>
+        </w:rPr>
+        <w:t xml:space="preserve">（b）出图标定的坑：门控把 ROI 外压到 floor，若直接对整张门控图取分位数，P50 会落在 floor 上，</w:t>
+      </w:r>
+    </w:p>
+    <w:p>
+      <w:pPr>
+        <w:rPr>
+          <w:rFonts w:hint="eastAsia"/>
+        </w:rPr>
+      </w:pPr>
+      <w:r>
+        <w:rPr>
+          <w:rFonts w:hint="eastAsia"/>
+        </w:rPr>
+        <w:t xml:space="preserve">     导致脑内全部像素被映射成高值、整片脑烧成橙红。标定必须**只用 ROI 内像素**拟合。</w:t>
+      </w:r>
+    </w:p>
+    <w:p>
+      <w:pPr>
+        <w:rPr>
+          <w:rFonts w:hint="eastAsia"/>
+        </w:rPr>
+      </w:pPr>
+      <w:r>
+        <w:rPr>
+          <w:rFonts w:hint="eastAsia"/>
+        </w:rPr>
+        <w:t xml:space="preserve">（c）红灯真病灶率 67.5% 意味着 ROI 内仍有约 1/3 的红是假阳性。这是模型本身的局限</w:t>
+      </w:r>
+    </w:p>
+    <w:p>
+      <w:pPr>
+        <w:rPr>
+          <w:rFonts w:hint="eastAsia"/>
+        </w:rPr>
+      </w:pPr>
+      <w:r>
+        <w:rPr>
+          <w:rFonts w:hint="eastAsia"/>
+        </w:rPr>
+        <w:t xml:space="preserve">     （病灶与正常脑组织在 BiomedCLIP patch 特征空间里重叠），显示层解决不了。</w:t>
+      </w:r>
+    </w:p>
+    <w:p>
+      <w:pPr>
+        <w:rPr>
+          <w:rFonts w:hint="eastAsia"/>
+        </w:rPr>
+      </w:pPr>
+      <w:r>
+        <w:rPr>
+          <w:rFonts w:hint="eastAsia"/>
+        </w:rPr>
+        <w:t xml:space="preserve">（d）图像级 AUROC 基本没动（0.9717 → 0.9733），符合预期 —— CLS 路径全程未改。</w:t>
+      </w:r>
+    </w:p>
+    <w:p>
+      <w:pPr>
+        <w:rPr>
+          <w:rFonts w:hint="eastAsia"/>
+        </w:rPr>
+      </w:pPr>
+      <w:r>
+        <w:rPr>
+          <w:rFonts w:hint="eastAsia"/>
+        </w:rPr>
+        <w:t xml:space="preserve">（e）仍是单次训练、单一种子。</w:t>
+      </w:r>
+    </w:p>
+    <w:p>
+      <w:pPr>
+        <w:rPr>
+          <w:rFonts w:hint="eastAsia"/>
+        </w:rPr>
+      </w:pPr>
+    </w:p>
+    <w:p>
+      <w:pPr>
+        <w:rPr>
+          <w:b/>
+          <w:bCs/>
+        </w:rPr>
+      </w:pPr>
+      <w:r>
+        <w:rPr>
+          <w:rFonts w:hint="eastAsia"/>
+          <w:b/>
+          <w:bCs/>
+        </w:rPr>
+        <w:t xml:space="preserve">改动 6：出图环节的两个 bug（2026-09-23）</w:t>
+      </w:r>
+    </w:p>
+    <w:p>
+      <w:pPr>
+        <w:rPr>
+          <w:rFonts w:hint="eastAsia"/>
+        </w:rPr>
+      </w:pPr>
+    </w:p>
+    <w:p>
+      <w:pPr>
+        <w:rPr>
+          <w:rFonts w:hint="eastAsia"/>
+        </w:rPr>
+      </w:pPr>
+      <w:r>
+        <w:rPr>
+          <w:rFonts w:hint="eastAsia"/>
+        </w:rPr>
+        <w:t xml:space="preserve">这两个都是「图看着不对、但指标完全不报警」的问题，只有肉眼看图才能发现。</w:t>
+      </w:r>
+    </w:p>
+    <w:p>
+      <w:pPr>
+        <w:rPr>
+          <w:rFonts w:hint="eastAsia"/>
+        </w:rPr>
+      </w:pPr>
+    </w:p>
+    <w:p>
+      <w:pPr>
+        <w:rPr>
+          <w:b/>
+          <w:bCs/>
+        </w:rPr>
+      </w:pPr>
+      <w:r>
+        <w:rPr>
+          <w:rFonts w:hint="eastAsia"/>
+          <w:b/>
+          <w:bCs/>
+        </w:rPr>
+        <w:t xml:space="preserve">（1）中文标签渲染成方块</w:t>
+      </w:r>
+    </w:p>
+    <w:p>
+      <w:pPr>
+        <w:rPr>
+          <w:rFonts w:hint="eastAsia"/>
+        </w:rPr>
+      </w:pPr>
+    </w:p>
+    <w:p>
+      <w:pPr>
+        <w:rPr>
+          <w:rFonts w:hint="eastAsia"/>
+        </w:rPr>
+      </w:pPr>
+      <w:r>
+        <w:rPr>
+          <w:rFonts w:hint="eastAsia"/>
+        </w:rPr>
+        <w:t xml:space="preserve">现象：热力图拼图上的中文面板标题全变成方块。</w:t>
+      </w:r>
+    </w:p>
+    <w:p>
+      <w:pPr>
+        <w:rPr>
+          <w:rFonts w:hint="eastAsia"/>
+        </w:rPr>
+      </w:pPr>
+      <w:r>
+        <w:rPr>
+          <w:rFonts w:hint="eastAsia"/>
+        </w:rPr>
+        <w:t xml:space="preserve">原因：PIL 的 ImageFont.load_default() 不含中文字形。</w:t>
+      </w:r>
+    </w:p>
+    <w:p>
+      <w:pPr>
+        <w:rPr>
+          <w:rFonts w:hint="eastAsia"/>
+        </w:rPr>
+      </w:pPr>
+      <w:r>
+        <w:rPr>
+          <w:rFonts w:hint="eastAsia"/>
+        </w:rPr>
+        <w:t xml:space="preserve">修法：visualize.py 新增 load_font() / draw_labels()，走系统 CJK 字体，带回退链</w:t>
+      </w:r>
+    </w:p>
+    <w:p>
+      <w:pPr>
+        <w:rPr>
+          <w:rFonts w:hint="eastAsia"/>
+        </w:rPr>
+      </w:pPr>
+      <w:r>
+        <w:rPr>
+          <w:rFonts w:hint="eastAsia"/>
+        </w:rPr>
+        <w:t xml:space="preserve">     （msyh → simhei → simsun → PingFang → 文泉驿）。今后所有出图脚本统一走这两个函数。</w:t>
+      </w:r>
+    </w:p>
+    <w:p>
+      <w:pPr>
+        <w:rPr>
+          <w:rFonts w:hint="eastAsia"/>
+        </w:rPr>
+      </w:pPr>
+    </w:p>
+    <w:p>
+      <w:pPr>
+        <w:rPr>
+          <w:b/>
+          <w:bCs/>
+        </w:rPr>
+      </w:pPr>
+      <w:r>
+        <w:rPr>
+          <w:rFonts w:hint="eastAsia"/>
+          <w:b/>
+          <w:bCs/>
+        </w:rPr>
+        <w:t xml:space="preserve">（2）正常切片的「原图」整格全黑</w:t>
+      </w:r>
+    </w:p>
+    <w:p>
+      <w:pPr>
+        <w:rPr>
+          <w:rFonts w:hint="eastAsia"/>
+        </w:rPr>
+      </w:pPr>
+    </w:p>
+    <w:p>
+      <w:pPr>
+        <w:rPr>
+          <w:rFonts w:hint="eastAsia"/>
+        </w:rPr>
+      </w:pPr>
+      <w:r>
+        <w:rPr>
+          <w:rFonts w:hint="eastAsia"/>
+        </w:rPr>
+        <w:t xml:space="preserve">现象：正常切片（无病灶）第 4 栏「原图+GT」显示为全黑，看起来像「没有原图」。</w:t>
+      </w:r>
+    </w:p>
+    <w:p>
+      <w:pPr>
+        <w:rPr>
+          <w:rFonts w:hint="eastAsia"/>
+        </w:rPr>
+      </w:pPr>
+      <w:r>
+        <w:rPr>
+          <w:rFonts w:hint="eastAsia"/>
+        </w:rPr>
+        <w:t xml:space="preserve">原因：出图代码把 *255 写进了 if gt is not None 分支内部。正常切片没有 GT 掩码，</w:t>
+      </w:r>
+    </w:p>
+    <w:p>
+      <w:pPr>
+        <w:rPr>
+          <w:rFonts w:hint="eastAsia"/>
+        </w:rPr>
+      </w:pPr>
+      <w:r>
+        <w:rPr>
+          <w:rFonts w:hint="eastAsia"/>
+        </w:rPr>
+        <w:t xml:space="preserve">     走不进该分支，float 的 0~1 直接 astype(uint8) 全部变成 0。</w:t>
+      </w:r>
+    </w:p>
+    <w:p>
+      <w:pPr>
+        <w:rPr>
+          <w:rFonts w:hint="eastAsia"/>
+        </w:rPr>
+      </w:pPr>
+      <w:r>
+        <w:rPr>
+          <w:rFonts w:hint="eastAsia"/>
+        </w:rPr>
+        <w:t xml:space="preserve">修法：把 *255 提到 if 外面，GT 只负责画绿框。</w:t>
+      </w:r>
+    </w:p>
+    <w:p>
+      <w:pPr>
+        <w:rPr>
+          <w:rFonts w:hint="eastAsia"/>
+        </w:rPr>
+      </w:pPr>
+      <w:r>
+        <w:rPr>
+          <w:rFonts w:hint="eastAsia"/>
+        </w:rPr>
+        <w:t xml:space="preserve">影响范围：eval_final.py（heatmaps_final）与 make_heatmaps.py（heatmaps_display）都有，均已修复重跑。</w:t>
+      </w:r>
+    </w:p>
+    <w:p>
+      <w:pPr>
+        <w:rPr>
+          <w:rFonts w:hint="eastAsia"/>
+        </w:rPr>
+      </w:pPr>
+    </w:p>
+    <w:p>
+      <w:pPr>
+        <w:rPr>
+          <w:rFonts w:hint="eastAsia"/>
+        </w:rPr>
+      </w:pPr>
+      <w:r>
+        <w:rPr>
+          <w:rFonts w:hint="eastAsia"/>
+        </w:rPr>
+        <w:t xml:space="preserve">教训：这两次说明，指标（Dice / pixelAUROC）对「显示层错误」完全不敏感。</w:t>
+      </w:r>
+    </w:p>
+    <w:p>
+      <w:pPr>
+        <w:rPr>
+          <w:rFonts w:hint="eastAsia"/>
+        </w:rPr>
+      </w:pPr>
+      <w:r>
+        <w:rPr>
+          <w:rFonts w:hint="eastAsia"/>
+        </w:rPr>
+        <w:t xml:space="preserve">     前面的标定被 floor 带偏（改动 5 第 5 条 b）也是同类问题。出图必须逐张肉眼过。</w:t>
+      </w:r>
+    </w:p>
+    <w:p>
+      <w:pPr>
+        <w:rPr>
+          <w:rFonts w:hint="eastAsia"/>
+        </w:rPr>
+      </w:pPr>
     </w:p>
     <w:sectPr>
       <w:pgSz w:w="11906" w:h="16838"/>
